--- a/doc/task_choice_system/需要做什么_计划总结.docx
+++ b/doc/task_choice_system/需要做什么_计划总结.docx
@@ -129,20 +129,28 @@
       <w:r>
         <w:t>计划哲学</w:t>
       </w:r>
-      <w:r>
+    </w:p>
+    <w:p>
+      <w:r>
+        <w:t>你如何面对不确定性与失败（目标/证据/约束的权衡）</w:t>
+      </w:r>
+    </w:p>
+    <w:p>
+      <w:r>
+        <w:t>任务生成器</w:t>
+      </w:r>
+    </w:p>
+    <w:p>
+      <w:r>
+        <w:t>你用什么运行机制把计划变成行动（变革/执行/维护）</w:t>
+      </w:r>
+    </w:p>
+    <w:p>
+      <w:pPr>
         <w:rPr>
           <w:rFonts w:hint="eastAsia"/>
         </w:rPr>
-        <w:t>：</w:t>
-      </w:r>
-      <w:r>
-        <w:t>你如何面对不确定性与失败（目标/证据/约束的权衡）</w:t>
-      </w:r>
-    </w:p>
-    <w:p>
-      <w:r>
-        <w:t>任务生成器：你用什么运行机制把计划变成行动（变革/执行/维护）</w:t>
-      </w:r>
+      </w:pPr>
     </w:p>
     <w:p>
       <w:r>
@@ -153,6 +161,13 @@
       <w:r>
         <w:t>生成器决定“任务从哪里来、放到哪里做、怎么被循环执行”。</w:t>
       </w:r>
+    </w:p>
+    <w:p>
+      <w:pPr>
+        <w:rPr>
+          <w:rFonts w:hint="eastAsia"/>
+        </w:rPr>
+      </w:pPr>
     </w:p>
     <w:p>
       <w:r>
@@ -896,6 +911,7 @@
     </w:p>
     <w:p>
       <w:r>
+        <w:lastRenderedPageBreak/>
         <w:tab/>
         <w:t>•</w:t>
       </w:r>
@@ -1134,6 +1150,7 @@
       </w:pPr>
       <w:proofErr w:type="spellStart"/>
       <w:r>
+        <w:lastRenderedPageBreak/>
         <w:t>ExecutionPlan</w:t>
       </w:r>
       <w:proofErr w:type="spellEnd"/>
@@ -1358,6 +1375,7 @@
         <w:pStyle w:val="5"/>
       </w:pPr>
       <w:r>
+        <w:lastRenderedPageBreak/>
         <w:t>用于：</w:t>
       </w:r>
     </w:p>
@@ -1545,23 +1563,101 @@
       </w:r>
     </w:p>
     <w:p>
-      <w:pPr>
+      <w:r>
+        <w:tab/>
+        <w:t>•</w:t>
+      </w:r>
+      <w:r>
+        <w:tab/>
+        <w:t>是探索边界</w:t>
+      </w:r>
+    </w:p>
+    <w:p>
+      <w:r>
+        <w:t>例如：</w:t>
+      </w:r>
+    </w:p>
+    <w:p>
+      <w:r>
+        <w:tab/>
+        <w:t>•</w:t>
+      </w:r>
+      <w:r>
+        <w:tab/>
+        <w:t>20世纪真实历史</w:t>
+      </w:r>
+    </w:p>
+    <w:p>
+      <w:r>
+        <w:tab/>
+        <w:t>•</w:t>
+      </w:r>
+      <w:r>
+        <w:tab/>
+        <w:t>英语理解能力</w:t>
+      </w:r>
+    </w:p>
+    <w:p>
+      <w:r>
+        <w:tab/>
+        <w:t>•</w:t>
+      </w:r>
+      <w:r>
+        <w:tab/>
+        <w:t>电影叙事语言</w:t>
+      </w:r>
+    </w:p>
+    <w:p>
+      <w:r>
+        <w:t>它的作用是防止随机消耗。</w:t>
+      </w:r>
+    </w:p>
+    <w:p>
+      <w:pPr>
+        <w:pStyle w:val="2"/>
+      </w:pPr>
+      <w:r>
         <w:rPr>
           <w:rFonts w:hint="eastAsia"/>
         </w:rPr>
-      </w:pPr>
+        <w:lastRenderedPageBreak/>
+        <w:t>步骤</w:t>
+      </w:r>
+    </w:p>
+    <w:p>
+      <w:pPr>
+        <w:pStyle w:val="3"/>
+      </w:pPr>
+      <w:r>
+        <w:t>触发点（Before Plan）</w:t>
+      </w:r>
+    </w:p>
+    <w:p>
+      <w:r>
+        <w:t>想变好 / 出问题了 / 有机会 / 有风险</w:t>
+      </w:r>
+    </w:p>
+    <w:p>
+      <w:pPr>
+        <w:pStyle w:val="3"/>
+      </w:pPr>
+      <w:r>
+        <w:t>目标状态（Desired State）</w:t>
+      </w:r>
+    </w:p>
+    <w:p>
+      <w:r>
+        <w:t>回答：你想“不同于现在”的哪里？</w:t>
+      </w:r>
+    </w:p>
+    <w:p>
       <w:r>
         <w:tab/>
         <w:t>•</w:t>
       </w:r>
       <w:r>
         <w:tab/>
-        <w:t>是探索边界</w:t>
-      </w:r>
-    </w:p>
-    <w:p>
-      <w:r>
-        <w:t>例如：</w:t>
+        <w:t>可以很模糊，但必须有“方向性差异”</w:t>
       </w:r>
     </w:p>
     <w:p>
@@ -1571,7 +1667,25 @@
       </w:r>
       <w:r>
         <w:tab/>
-        <w:t>20世纪真实历史</w:t>
+        <w:t>即使是证据主导，也需要知道“验证的意义指向什么”</w:t>
+      </w:r>
+    </w:p>
+    <w:p>
+      <w:r>
+        <w:t>没有目标状态，就谈不上“是否值得做这个计划”。</w:t>
+      </w:r>
+    </w:p>
+    <w:p>
+      <w:pPr>
+        <w:pStyle w:val="3"/>
+      </w:pPr>
+      <w:r>
+        <w:t>当前状态（Current State）</w:t>
+      </w:r>
+    </w:p>
+    <w:p>
+      <w:r>
+        <w:t>回答：你现在在哪？卡点是什么？</w:t>
       </w:r>
     </w:p>
     <w:p>
@@ -1581,43 +1695,217 @@
       </w:r>
       <w:r>
         <w:tab/>
-        <w:t>英语理解能力</w:t>
-      </w:r>
-    </w:p>
-    <w:p>
-      <w:pPr>
+        <w:t>资源、时间、能力、限制</w:t>
+      </w:r>
+    </w:p>
+    <w:p>
+      <w:r>
+        <w:tab/>
+        <w:t>•</w:t>
+      </w:r>
+      <w:r>
+        <w:tab/>
+        <w:t>这一步决定：</w:t>
+      </w:r>
+    </w:p>
+    <w:p>
+      <w:r>
+        <w:t>你是在“探索未知”，还是“按图施工”，还是“赶工交付”</w:t>
+      </w:r>
+    </w:p>
+    <w:p>
+      <w:pPr>
+        <w:pStyle w:val="3"/>
+      </w:pPr>
+      <w:r>
+        <w:t>不确定性与风险评估（关键分叉前）</w:t>
+      </w:r>
+    </w:p>
+    <w:p>
+      <w:r>
+        <w:t>不确定性就是：影响成败的关键因素，其真实状态/因果关系/结果，在行动前你无法可靠预测。</w:t>
+      </w:r>
+      <w:r>
+        <w:t>你不知道“如果我这样做，会不会真的发生我期望的结果”。</w:t>
+      </w:r>
+    </w:p>
+    <w:p>
+      <w:pPr>
+        <w:pStyle w:val="4"/>
+      </w:pPr>
+      <w:r>
         <w:rPr>
           <w:rFonts w:hint="eastAsia"/>
         </w:rPr>
-      </w:pPr>
+        <w:t>回答这些问题以确定plan边界：</w:t>
+      </w:r>
+    </w:p>
+    <w:p>
+      <w:r>
+        <w:tab/>
+        <w:t>1.</w:t>
+      </w:r>
+      <w:r>
+        <w:tab/>
+        <w:t>这件事里是否存在“性质不同的不确定性”？</w:t>
+      </w:r>
+    </w:p>
+    <w:p>
       <w:r>
         <w:tab/>
         <w:t>•</w:t>
       </w:r>
       <w:r>
         <w:tab/>
-        <w:t>电影叙事语言</w:t>
-      </w:r>
-    </w:p>
-    <w:p>
-      <w:pPr>
+        <w:t>例如：科研不确定性 vs 行政流程不确定性</w:t>
+      </w:r>
+    </w:p>
+    <w:p>
+      <w:r>
+        <w:tab/>
+        <w:t>2.</w:t>
+      </w:r>
+      <w:r>
+        <w:tab/>
+        <w:t>它们的失败含义是否相同？</w:t>
+      </w:r>
+    </w:p>
+    <w:p>
+      <w:r>
+        <w:tab/>
+        <w:t>•</w:t>
+      </w:r>
+      <w:r>
+        <w:tab/>
+        <w:t>失败后要不要用完全不同的补救方式？</w:t>
+      </w:r>
+    </w:p>
+    <w:p>
+      <w:r>
+        <w:tab/>
+        <w:t>3.</w:t>
+      </w:r>
+      <w:r>
+        <w:tab/>
+        <w:t>它们的裁决哲学会不会不同？</w:t>
+      </w:r>
+    </w:p>
+    <w:p>
+      <w:r>
+        <w:tab/>
+        <w:t>•</w:t>
+      </w:r>
+      <w:r>
+        <w:tab/>
+        <w:t>一个需要证据主导，一个需要约束主导？</w:t>
+      </w:r>
+    </w:p>
+    <w:p>
+      <w:r>
+        <w:tab/>
+        <w:t>4.</w:t>
+      </w:r>
+      <w:r>
+        <w:tab/>
+        <w:t>它们的节律是否冲突？</w:t>
+      </w:r>
+    </w:p>
+    <w:p>
+      <w:r>
+        <w:tab/>
+        <w:t>•</w:t>
+      </w:r>
+      <w:r>
+        <w:tab/>
+        <w:t>一个是长期迭代，一个是节点清单？</w:t>
+      </w:r>
+    </w:p>
+    <w:p>
+      <w:r>
+        <w:t>如果其中 ≥2 个答案是“不同”</w:t>
+      </w:r>
+      <w:r>
         <w:rPr>
           <w:rFonts w:hint="eastAsia"/>
         </w:rPr>
-      </w:pPr>
-      <w:r>
-        <w:t>它的作用是防止随机消耗。</w:t>
-      </w:r>
-    </w:p>
-    <w:p>
-      <w:pPr>
-        <w:pStyle w:val="2"/>
-      </w:pPr>
+        <w:t>，很</w:t>
+      </w:r>
+      <w:r>
+        <w:t>大概率应该拆成多个 Plan，</w:t>
+      </w:r>
+    </w:p>
+    <w:p/>
+    <w:p>
+      <w:pPr>
+        <w:pStyle w:val="4"/>
+      </w:pPr>
+      <w:r>
+        <w:t>回答三件事</w:t>
+      </w:r>
       <w:r>
         <w:rPr>
           <w:rFonts w:hint="eastAsia"/>
         </w:rPr>
-        <w:t>步骤</w:t>
+        <w:t>确定哲学类型与生成器类型</w:t>
+      </w:r>
+      <w:r>
+        <w:t>：</w:t>
+      </w:r>
+    </w:p>
+    <w:p>
+      <w:r>
+        <w:tab/>
+        <w:t>•</w:t>
+      </w:r>
+      <w:r>
+        <w:tab/>
+        <w:t>最可能错在哪里？</w:t>
+      </w:r>
+    </w:p>
+    <w:p>
+      <w:r>
+        <w:tab/>
+        <w:t>•</w:t>
+      </w:r>
+      <w:r>
+        <w:tab/>
+        <w:t>错的代价有多大？</w:t>
+      </w:r>
+    </w:p>
+    <w:p>
+      <w:r>
+        <w:tab/>
+        <w:t>•</w:t>
+      </w:r>
+      <w:r>
+        <w:tab/>
+        <w:t>我更怕：走错路 还是 来不及 还是 方向不清？</w:t>
+      </w:r>
+    </w:p>
+    <w:p>
+      <w:r>
+        <w:t>这一步直接决定你接下来两件事：</w:t>
+      </w:r>
+    </w:p>
+    <w:p>
+      <w:r>
+        <w:tab/>
+        <w:t>•</w:t>
+      </w:r>
+      <w:r>
+        <w:tab/>
+        <w:t>计划哲学的主导逻辑</w:t>
+      </w:r>
+    </w:p>
+    <w:p>
+      <w:r>
+        <w:lastRenderedPageBreak/>
+        <w:tab/>
+        <w:t>•</w:t>
+      </w:r>
+      <w:r>
+        <w:tab/>
+        <w:t>任务生成器类型</w:t>
       </w:r>
     </w:p>
     <w:p>
@@ -1625,12 +1913,107 @@
         <w:pStyle w:val="3"/>
       </w:pPr>
       <w:r>
-        <w:t>触发点（Before Plan）</w:t>
-      </w:r>
-    </w:p>
-    <w:p>
-      <w:r>
-        <w:t>想变好 / 出问题了 / 有机会 / 有风险</w:t>
+        <w:t>选择计划哲学（裁决标准）</w:t>
+      </w:r>
+    </w:p>
+    <w:p>
+      <w:r>
+        <w:t>根据第 3 步选一个主导：</w:t>
+      </w:r>
+    </w:p>
+    <w:p>
+      <w:r>
+        <w:tab/>
+        <w:t>•</w:t>
+      </w:r>
+      <w:r>
+        <w:tab/>
+        <w:t>目标主导：</w:t>
+      </w:r>
+    </w:p>
+    <w:p>
+      <w:r>
+        <w:tab/>
+        <w:t>•</w:t>
+      </w:r>
+      <w:r>
+        <w:tab/>
+        <w:t>不知道路，但必须前进</w:t>
+      </w:r>
+    </w:p>
+    <w:p>
+      <w:r>
+        <w:tab/>
+        <w:t>•</w:t>
+      </w:r>
+      <w:r>
+        <w:tab/>
+        <w:t>失败 = 没接近目标</w:t>
+      </w:r>
+    </w:p>
+    <w:p>
+      <w:r>
+        <w:tab/>
+        <w:t>•</w:t>
+      </w:r>
+      <w:r>
+        <w:tab/>
+        <w:t>证据主导：</w:t>
+      </w:r>
+    </w:p>
+    <w:p>
+      <w:r>
+        <w:tab/>
+        <w:t>•</w:t>
+      </w:r>
+      <w:r>
+        <w:tab/>
+        <w:t>走错路代价很大</w:t>
+      </w:r>
+    </w:p>
+    <w:p>
+      <w:r>
+        <w:tab/>
+        <w:t>•</w:t>
+      </w:r>
+      <w:r>
+        <w:tab/>
+        <w:t>失败 = 假设被证伪</w:t>
+      </w:r>
+    </w:p>
+    <w:p>
+      <w:r>
+        <w:tab/>
+        <w:t>•</w:t>
+      </w:r>
+      <w:r>
+        <w:tab/>
+        <w:t>约束主导：</w:t>
+      </w:r>
+    </w:p>
+    <w:p>
+      <w:r>
+        <w:tab/>
+        <w:t>•</w:t>
+      </w:r>
+      <w:r>
+        <w:tab/>
+        <w:t>知道要做什么，但时间/资源紧</w:t>
+      </w:r>
+    </w:p>
+    <w:p>
+      <w:r>
+        <w:tab/>
+        <w:t>•</w:t>
+      </w:r>
+      <w:r>
+        <w:tab/>
+        <w:t>失败 = 没按时交付</w:t>
+      </w:r>
+    </w:p>
+    <w:p>
+      <w:r>
+        <w:t>这一步决定：什么算“失败”，什么时候该改计划。</w:t>
       </w:r>
     </w:p>
     <w:p>
@@ -1638,12 +2021,15 @@
         <w:pStyle w:val="3"/>
       </w:pPr>
       <w:r>
-        <w:t>目标状态（Desired State）</w:t>
-      </w:r>
-    </w:p>
-    <w:p>
-      <w:r>
-        <w:t>回答：你想“不同于现在”的哪里？</w:t>
+        <w:t>选择任务生成器类型（运作模式）</w:t>
+      </w:r>
+    </w:p>
+    <w:p>
+      <w:pPr>
+        <w:pStyle w:val="4"/>
+      </w:pPr>
+      <w:r>
+        <w:t>根据你“在干什么”选：</w:t>
       </w:r>
     </w:p>
     <w:p>
@@ -1653,7 +2039,7 @@
       </w:r>
       <w:r>
         <w:tab/>
-        <w:t>可以很模糊，但必须有“方向性差异”</w:t>
+        <w:t>PHST（Change/Discovery）：</w:t>
       </w:r>
     </w:p>
     <w:p>
@@ -1663,12 +2049,52 @@
       </w:r>
       <w:r>
         <w:tab/>
-        <w:t>即使是证据主导，也需要知道“验证的意义指向什么”</w:t>
-      </w:r>
-    </w:p>
-    <w:p>
-      <w:r>
-        <w:t>没有目标状态，就谈不上“是否值得做这个计划”。</w:t>
+        <w:t>在改系统 / 探路 / 引入新结构 / 不确定性高</w:t>
+      </w:r>
+    </w:p>
+    <w:p>
+      <w:r>
+        <w:tab/>
+        <w:t>•</w:t>
+      </w:r>
+      <w:r>
+        <w:tab/>
+        <w:t>Execution（Delivery）：</w:t>
+      </w:r>
+    </w:p>
+    <w:p>
+      <w:r>
+        <w:tab/>
+        <w:t>•</w:t>
+      </w:r>
+      <w:r>
+        <w:tab/>
+        <w:t>在推进已知目标 / 交付产出 / 不确定性低</w:t>
+      </w:r>
+    </w:p>
+    <w:p>
+      <w:r>
+        <w:tab/>
+        <w:t>•</w:t>
+      </w:r>
+      <w:r>
+        <w:tab/>
+        <w:t>Maintenance（Ops）：</w:t>
+      </w:r>
+    </w:p>
+    <w:p>
+      <w:r>
+        <w:tab/>
+        <w:t>•</w:t>
+      </w:r>
+      <w:r>
+        <w:tab/>
+        <w:t>在维持健康 / 防止腐烂 / 周期性必要工作</w:t>
+      </w:r>
+    </w:p>
+    <w:p>
+      <w:r>
+        <w:t>这一步决定：任务从哪里来、用什么节律管理。</w:t>
       </w:r>
     </w:p>
     <w:p>
@@ -1676,12 +2102,22 @@
         <w:pStyle w:val="3"/>
       </w:pPr>
       <w:r>
-        <w:t>当前状态（Current State）</w:t>
-      </w:r>
-    </w:p>
-    <w:p>
-      <w:r>
-        <w:t>回答：你现在在哪？卡点是什么？</w:t>
+        <w:t>行动假设（Action → Effect）</w:t>
+      </w:r>
+    </w:p>
+    <w:p>
+      <w:r>
+        <w:t>现在才写：</w:t>
+      </w:r>
+    </w:p>
+    <w:p>
+      <w:r>
+        <w:t>如果在【这种哲学裁决下】、用【这种生成器模式】、</w:t>
+      </w:r>
+    </w:p>
+    <w:p>
+      <w:r>
+        <w:t>我做 A，应该观察到 B。</w:t>
       </w:r>
     </w:p>
     <w:p>
@@ -1691,7 +2127,7 @@
       </w:r>
       <w:r>
         <w:tab/>
-        <w:t>资源、时间、能力、限制</w:t>
+        <w:t>目标主导：B 通常是“更接近目标”</w:t>
       </w:r>
     </w:p>
     <w:p>
@@ -1701,12 +2137,17 @@
       </w:r>
       <w:r>
         <w:tab/>
-        <w:t>这一步决定：</w:t>
-      </w:r>
-    </w:p>
-    <w:p>
-      <w:r>
-        <w:t>你是在“探索未知”，还是“按图施工”，还是“赶工交付”</w:t>
+        <w:t>证据主导：B 是可观测证据</w:t>
+      </w:r>
+    </w:p>
+    <w:p>
+      <w:r>
+        <w:tab/>
+        <w:t>•</w:t>
+      </w:r>
+      <w:r>
+        <w:tab/>
+        <w:t>约束主导：B 常是“在 T 内完成/交付”</w:t>
       </w:r>
     </w:p>
     <w:p>
@@ -1714,36 +2155,12 @@
         <w:pStyle w:val="3"/>
       </w:pPr>
       <w:r>
-        <w:t>不确定性与风险评估（关键分叉前）</w:t>
-      </w:r>
-    </w:p>
-    <w:p>
-      <w:r>
-        <w:t>不确定性就是：影响成败的关键因素，其真实状态/因果关系/结果，在行动前你无法可靠预测。</w:t>
-      </w:r>
-      <w:r>
-        <w:t>你不知道“如果我这样做，会不会真的发生我期望的结果”。</w:t>
-      </w:r>
-    </w:p>
-    <w:p>
-      <w:pPr>
-        <w:pStyle w:val="4"/>
-      </w:pPr>
-      <w:r>
-        <w:rPr>
-          <w:rFonts w:hint="eastAsia"/>
-        </w:rPr>
-        <w:t>回答这些问题以确定plan边界：</w:t>
-      </w:r>
-    </w:p>
-    <w:p>
-      <w:r>
-        <w:tab/>
-        <w:t>1.</w:t>
-      </w:r>
-      <w:r>
-        <w:tab/>
-        <w:t>这件事里是否存在“性质不同的不确定性”？</w:t>
+        <w:t>校验机制（Validation / Stop Rule）</w:t>
+      </w:r>
+    </w:p>
+    <w:p>
+      <w:r>
+        <w:t>回答：</w:t>
       </w:r>
     </w:p>
     <w:p>
@@ -1753,17 +2170,7 @@
       </w:r>
       <w:r>
         <w:tab/>
-        <w:t>例如：科研不确定性 vs 行政流程不确定性</w:t>
-      </w:r>
-    </w:p>
-    <w:p>
-      <w:r>
-        <w:tab/>
-        <w:t>2.</w:t>
-      </w:r>
-      <w:r>
-        <w:tab/>
-        <w:t>它们的失败含义是否相同？</w:t>
+        <w:t>我怎么知道方向对不对？</w:t>
       </w:r>
     </w:p>
     <w:p>
@@ -1773,17 +2180,12 @@
       </w:r>
       <w:r>
         <w:tab/>
-        <w:t>失败后要不要用完全不同的补救方式？</w:t>
-      </w:r>
-    </w:p>
-    <w:p>
-      <w:r>
-        <w:tab/>
-        <w:t>3.</w:t>
-      </w:r>
-      <w:r>
-        <w:tab/>
-        <w:t>它们的裁决哲学会不会不同？</w:t>
+        <w:t>什么时候应该停？改？冻结？</w:t>
+      </w:r>
+    </w:p>
+    <w:p>
+      <w:r>
+        <w:t>这一步是把哲学落到操作层：</w:t>
       </w:r>
     </w:p>
     <w:p>
@@ -1793,17 +2195,7 @@
       </w:r>
       <w:r>
         <w:tab/>
-        <w:t>一个需要证据主导，一个需要约束主导？</w:t>
-      </w:r>
-    </w:p>
-    <w:p>
-      <w:r>
-        <w:tab/>
-        <w:t>4.</w:t>
-      </w:r>
-      <w:r>
-        <w:tab/>
-        <w:t>它们的节律是否冲突？</w:t>
+        <w:t>证据主导：证伪条件最重要</w:t>
       </w:r>
     </w:p>
     <w:p>
@@ -1813,398 +2205,12 @@
       </w:r>
       <w:r>
         <w:tab/>
-        <w:t>一个是长期迭代，一个是节点清单？</w:t>
-      </w:r>
-    </w:p>
-    <w:p>
-      <w:r>
-        <w:t>如果其中 ≥2 个答案是“不同”</w:t>
-      </w:r>
-      <w:r>
-        <w:rPr>
-          <w:rFonts w:hint="eastAsia"/>
-        </w:rPr>
-        <w:t>，很</w:t>
-      </w:r>
-      <w:r>
-        <w:t>大概率应该拆成多个 Plan，</w:t>
-      </w:r>
-    </w:p>
-    <w:p/>
-    <w:p>
-      <w:pPr>
-        <w:pStyle w:val="4"/>
-      </w:pPr>
-      <w:r>
-        <w:t>回答三件事</w:t>
-      </w:r>
-      <w:r>
-        <w:rPr>
-          <w:rFonts w:hint="eastAsia"/>
-        </w:rPr>
-        <w:t>确定哲学类型与生成器类型</w:t>
-      </w:r>
-      <w:r>
-        <w:t>：</w:t>
-      </w:r>
-    </w:p>
-    <w:p>
-      <w:r>
-        <w:tab/>
-        <w:t>•</w:t>
-      </w:r>
-      <w:r>
-        <w:tab/>
-        <w:t>最可能错在哪里？</w:t>
-      </w:r>
-    </w:p>
-    <w:p>
-      <w:r>
-        <w:tab/>
-        <w:t>•</w:t>
-      </w:r>
-      <w:r>
-        <w:tab/>
-        <w:t>错的代价有多大？</w:t>
-      </w:r>
-    </w:p>
-    <w:p>
-      <w:r>
-        <w:tab/>
-        <w:t>•</w:t>
-      </w:r>
-      <w:r>
-        <w:tab/>
-        <w:t>我更怕：走错路 还是 来不及 还是 方向不清？</w:t>
-      </w:r>
-    </w:p>
-    <w:p>
-      <w:r>
-        <w:t>这一步直接决定你接下来两件事：</w:t>
-      </w:r>
-    </w:p>
-    <w:p>
-      <w:r>
-        <w:tab/>
-        <w:t>•</w:t>
-      </w:r>
-      <w:r>
-        <w:tab/>
-        <w:t>计划哲学的主导逻辑</w:t>
-      </w:r>
-    </w:p>
-    <w:p>
-      <w:r>
-        <w:tab/>
-        <w:t>•</w:t>
-      </w:r>
-      <w:r>
-        <w:tab/>
-        <w:t>任务生成器类型</w:t>
-      </w:r>
-    </w:p>
-    <w:p>
-      <w:pPr>
-        <w:pStyle w:val="3"/>
-      </w:pPr>
-      <w:r>
-        <w:t>选择计划哲学（裁决标准）</w:t>
-      </w:r>
-    </w:p>
-    <w:p>
-      <w:r>
-        <w:t>根据第 3 步选一个主导：</w:t>
-      </w:r>
-    </w:p>
-    <w:p>
-      <w:r>
-        <w:tab/>
-        <w:t>•</w:t>
-      </w:r>
-      <w:r>
-        <w:tab/>
-        <w:t>目标主导：</w:t>
-      </w:r>
-    </w:p>
-    <w:p>
-      <w:r>
-        <w:tab/>
-        <w:t>•</w:t>
-      </w:r>
-      <w:r>
-        <w:tab/>
-        <w:t>不知道路，但必须前进</w:t>
-      </w:r>
-    </w:p>
-    <w:p>
-      <w:r>
-        <w:tab/>
-        <w:t>•</w:t>
-      </w:r>
-      <w:r>
-        <w:tab/>
-        <w:t>失败 = 没接近目标</w:t>
-      </w:r>
-    </w:p>
-    <w:p>
-      <w:r>
-        <w:tab/>
-        <w:t>•</w:t>
-      </w:r>
-      <w:r>
-        <w:tab/>
-        <w:t>证据主导：</w:t>
-      </w:r>
-    </w:p>
-    <w:p>
-      <w:r>
-        <w:tab/>
-        <w:t>•</w:t>
-      </w:r>
-      <w:r>
-        <w:tab/>
-        <w:t>走错路代价很大</w:t>
-      </w:r>
-    </w:p>
-    <w:p>
-      <w:r>
-        <w:tab/>
-        <w:t>•</w:t>
-      </w:r>
-      <w:r>
-        <w:tab/>
-        <w:t>失败 = 假设被证伪</w:t>
-      </w:r>
-    </w:p>
-    <w:p>
-      <w:r>
-        <w:tab/>
-        <w:t>•</w:t>
-      </w:r>
-      <w:r>
-        <w:tab/>
-        <w:t>约束主导：</w:t>
-      </w:r>
-    </w:p>
-    <w:p>
-      <w:r>
-        <w:tab/>
-        <w:t>•</w:t>
-      </w:r>
-      <w:r>
-        <w:tab/>
-        <w:t>知道要做什么，但时间/资源紧</w:t>
-      </w:r>
-    </w:p>
-    <w:p>
-      <w:r>
-        <w:tab/>
-        <w:t>•</w:t>
-      </w:r>
-      <w:r>
-        <w:tab/>
-        <w:t>失败 = 没按时交付</w:t>
-      </w:r>
-    </w:p>
-    <w:p>
-      <w:r>
-        <w:t>这一步决定：什么算“失败”，什么时候该改计划。</w:t>
-      </w:r>
-    </w:p>
-    <w:p>
-      <w:pPr>
-        <w:pStyle w:val="3"/>
-      </w:pPr>
-      <w:r>
-        <w:t>选择任务生成器类型（运作模式）</w:t>
-      </w:r>
-    </w:p>
-    <w:p>
-      <w:pPr>
-        <w:pStyle w:val="4"/>
-      </w:pPr>
-      <w:r>
-        <w:t>根据你“在干什么”选：</w:t>
-      </w:r>
-    </w:p>
-    <w:p>
-      <w:r>
-        <w:tab/>
-        <w:t>•</w:t>
-      </w:r>
-      <w:r>
-        <w:tab/>
-        <w:t>PHST（Change/Discovery）：</w:t>
-      </w:r>
-    </w:p>
-    <w:p>
-      <w:r>
-        <w:tab/>
-        <w:t>•</w:t>
-      </w:r>
-      <w:r>
-        <w:tab/>
-        <w:t>在改系统 / 探路 / 引入新结构 / 不确定性高</w:t>
-      </w:r>
-    </w:p>
-    <w:p>
-      <w:r>
-        <w:tab/>
-        <w:t>•</w:t>
-      </w:r>
-      <w:r>
-        <w:tab/>
-        <w:t>Execution（Delivery）：</w:t>
-      </w:r>
-    </w:p>
-    <w:p>
-      <w:r>
-        <w:tab/>
-        <w:t>•</w:t>
-      </w:r>
-      <w:r>
-        <w:tab/>
-        <w:t>在推进已知目标 / 交付产出 / 不确定性低</w:t>
-      </w:r>
-    </w:p>
-    <w:p>
-      <w:r>
-        <w:tab/>
-        <w:t>•</w:t>
-      </w:r>
-      <w:r>
-        <w:tab/>
-        <w:t>Maintenance（Ops）：</w:t>
-      </w:r>
-    </w:p>
-    <w:p>
-      <w:r>
-        <w:tab/>
-        <w:t>•</w:t>
-      </w:r>
-      <w:r>
-        <w:tab/>
-        <w:t>在维持健康 / 防止腐烂 / 周期性必要工作</w:t>
-      </w:r>
-    </w:p>
-    <w:p>
-      <w:r>
-        <w:t>这一步决定：任务从哪里来、用什么节律管理。</w:t>
-      </w:r>
-    </w:p>
-    <w:p>
-      <w:pPr>
-        <w:pStyle w:val="3"/>
-      </w:pPr>
-      <w:r>
-        <w:t>行动假设（Action → Effect）</w:t>
-      </w:r>
-    </w:p>
-    <w:p>
-      <w:r>
-        <w:t>现在才写：</w:t>
-      </w:r>
-    </w:p>
-    <w:p>
-      <w:r>
-        <w:t>如果在【这种哲学裁决下】、用【这种生成器模式】、</w:t>
-      </w:r>
-    </w:p>
-    <w:p>
-      <w:r>
-        <w:t>我做 A，应该观察到 B。</w:t>
-      </w:r>
-    </w:p>
-    <w:p>
-      <w:r>
-        <w:tab/>
-        <w:t>•</w:t>
-      </w:r>
-      <w:r>
-        <w:tab/>
-        <w:t>目标主导：B 通常是“更接近目标”</w:t>
-      </w:r>
-    </w:p>
-    <w:p>
-      <w:r>
-        <w:tab/>
-        <w:t>•</w:t>
-      </w:r>
-      <w:r>
-        <w:tab/>
-        <w:t>证据主导：B 是可观测证据</w:t>
-      </w:r>
-    </w:p>
-    <w:p>
-      <w:r>
-        <w:tab/>
-        <w:t>•</w:t>
-      </w:r>
-      <w:r>
-        <w:tab/>
-        <w:t>约束主导：B 常是“在 T 内完成/交付”</w:t>
-      </w:r>
-    </w:p>
-    <w:p>
-      <w:pPr>
-        <w:pStyle w:val="3"/>
-      </w:pPr>
-      <w:r>
-        <w:t>校验机制（Validation / Stop Rule）</w:t>
-      </w:r>
-    </w:p>
-    <w:p>
-      <w:r>
-        <w:t>回答：</w:t>
-      </w:r>
-    </w:p>
-    <w:p>
-      <w:r>
-        <w:tab/>
-        <w:t>•</w:t>
-      </w:r>
-      <w:r>
-        <w:tab/>
-        <w:t>我怎么知道方向对不对？</w:t>
-      </w:r>
-    </w:p>
-    <w:p>
-      <w:r>
-        <w:tab/>
-        <w:t>•</w:t>
-      </w:r>
-      <w:r>
-        <w:tab/>
-        <w:t>什么时候应该停？改？冻结？</w:t>
-      </w:r>
-    </w:p>
-    <w:p>
-      <w:r>
-        <w:t>这一步是把哲学落到操作层：</w:t>
-      </w:r>
-    </w:p>
-    <w:p>
-      <w:r>
-        <w:tab/>
-        <w:t>•</w:t>
-      </w:r>
-      <w:r>
-        <w:tab/>
-        <w:t>证据主导：证伪条件最重要</w:t>
-      </w:r>
-    </w:p>
-    <w:p>
-      <w:r>
-        <w:tab/>
-        <w:t>•</w:t>
-      </w:r>
-      <w:r>
-        <w:tab/>
         <w:t>约束主导：截止与最低可接受产出</w:t>
       </w:r>
     </w:p>
     <w:p>
       <w:r>
+        <w:lastRenderedPageBreak/>
         <w:tab/>
         <w:t>•</w:t>
       </w:r>
@@ -3390,7 +3396,16 @@
           <w:color w:val="0E0E0E"/>
           <w:kern w:val="0"/>
         </w:rPr>
-        <w:t>的任务，把每个任务的</w:t>
+        <w:t>的任务，把每个任</w:t>
+      </w:r>
+      <w:r>
+        <w:rPr>
+          <w:rFonts w:ascii="Helvetica Neue" w:eastAsia="宋体" w:hAnsi="Helvetica Neue" w:cs="宋体"/>
+          <w:color w:val="0E0E0E"/>
+          <w:kern w:val="0"/>
+        </w:rPr>
+        <w:lastRenderedPageBreak/>
+        <w:t>务的</w:t>
       </w:r>
       <w:r>
         <w:rPr>
